--- a/docs/brd/v1/docx/M04-leave-sr-integration.docx
+++ b/docs/brd/v1/docx/M04-leave-sr-integration.docx
@@ -12,7 +12,7 @@
           <w:color w:val="1F3864"/>
           <w:sz w:val="52"/>
         </w:rPr>
-        <w:t xml:space="preserve"> Leave Management Integration with Digital Service Register — HRMS Module BRD</w:t>
+        <w:t>M04 leave sr integration</w:t>
       </w:r>
     </w:p>
     <w:p>
@@ -87,7 +87,7 @@
         <w:t>Program:</w:t>
       </w:r>
       <w:r>
-        <w:t xml:space="preserve"> Enterprise HRMS — PeopleGov / HRMS Suite (government / public-sector context, hosted at CGG Data Centre)</w:t>
+        <w:t xml:space="preserve"> Enterprise HRMS — PeopleGov / HRMS Suite (enterprise / public-sector context, hosted at CGG Data Centre)</w:t>
       </w:r>
     </w:p>
     <w:p>
@@ -319,7 +319,7 @@
         <w:t>statutory system of record</w:t>
       </w:r>
       <w:r>
-        <w:t xml:space="preserve"> for an employee's entire service lifecycle. In a government HR context, the Service Register is a legal document: pension, seniority, increments, qualifying-service computation, and audit by the Accountant General all depend on it being </w:t>
+        <w:t xml:space="preserve"> for an employee's entire service lifecycle. In a enterprise HR context, the Service Register is a legal document: pension, seniority, increments, qualifying-service computation, and audit by the Accountant General all depend on it being </w:t>
       </w:r>
       <w:r>
         <w:rPr>
@@ -39830,7 +39830,7 @@
         <w:color w:val="808080"/>
         <w:sz w:val="16"/>
       </w:rPr>
-      <w:t xml:space="preserve"> Leave Management Integration with Digital Service Register — HRMS Module BRD</w:t>
+      <w:t>M04 leave sr integration</w:t>
       <w:tab/>
       <w:t>Confidential</w:t>
     </w:r>
